--- a/data/documents/Siber_Guvenlik_ve_Adli_Bilisim_Rehberi.docx
+++ b/data/documents/Siber_Guvenlik_ve_Adli_Bilisim_Rehberi.docx
@@ -4,263 +4,203 @@
   <w:body>
     <w:p>
       <w:pPr>
-        <w:jc w:val="center"/>
+        <w:pStyle w:val="Heading1"/>
       </w:pPr>
       <w:r>
-        <w:rPr>
-          <w:b/>
-          <w:color w:val="003366"/>
-          <w:sz w:val="40"/>
-        </w:rPr>
-        <w:t>SİBER GÜVENLİK, OLAY MÜDAHALE VE ADLİ BİLİŞİM (DIGITAL FORENSICS) KAPSAMLI REHBERİ</w:t>
+        <w:t>Cybersecurity, Incident Response and Digital Forensics Guide</w:t>
+      </w:r>
+    </w:p>
+    <w:p>
+      <w:r>
+        <w:t>This guide covers corporate threat analysis, digital evidence collection, and legal compliance for cybersecurity professionals.</w:t>
       </w:r>
     </w:p>
     <w:p>
       <w:pPr>
-        <w:jc w:val="center"/>
+        <w:pStyle w:val="Heading2"/>
       </w:pPr>
       <w:r>
-        <w:rPr>
-          <w:i/>
-          <w:color w:val="666666"/>
-          <w:sz w:val="26"/>
-        </w:rPr>
-        <w:t>Kurumsal Tehdit Analizi, Delil Toplama Prosedürleri ve Yasal Uyum Standardı</w:t>
-      </w:r>
-    </w:p>
-    <w:p/>
-    <w:p>
-      <w:pPr>
-        <w:spacing w:before="360" w:after="120"/>
-      </w:pPr>
-      <w:r>
-        <w:rPr>
-          <w:b/>
-          <w:color w:val="003366"/>
-          <w:sz w:val="32"/>
-        </w:rPr>
-        <w:t>1. SİBER GÜVENLİK VE TEMEL TEHDİT MİMARİSİ</w:t>
+        <w:t>1. Cybersecurity and Threat Landscape</w:t>
       </w:r>
     </w:p>
     <w:p>
       <w:r>
-        <w:t>Siber güvenlik; bilgi sistemlerinin, ağların, donanımların ve verilerin yetkisiz erişim, değişiklik, imha veya ihlal edici eylemlerden korunmasını sağlayan disiplinler arası bir alandır. Modern kurumsal yapılarda siber güvenlik, sadece teknolojik yazılımlardan ibaret olmayıp; insan, süreç ve teknoloji sacayağı üzerine kuruludur.</w:t>
+        <w:t>Cybersecurity protects information systems from unauthorized access, modification, or destruction.</w:t>
+      </w:r>
+    </w:p>
+    <w:p>
+      <w:r>
+        <w:t>Ransomware: Malicious software that encrypts victim data and demands payment for decryption keys.</w:t>
+      </w:r>
+    </w:p>
+    <w:p>
+      <w:r>
+        <w:t>Phishing: Social engineering attacks designed to steal credentials and sensitive information.</w:t>
+      </w:r>
+    </w:p>
+    <w:p>
+      <w:r>
+        <w:t>Zero-Day Exploits: Attacks targeting unknown vulnerabilities before the developer has released a patch.</w:t>
+      </w:r>
+    </w:p>
+    <w:p>
+      <w:r>
+        <w:t>DDoS Attacks: Overwhelming a target server with traffic from multiple sources to deny service.</w:t>
       </w:r>
     </w:p>
     <w:p>
       <w:pPr>
-        <w:spacing w:before="240" w:after="80"/>
+        <w:pStyle w:val="Heading2"/>
       </w:pPr>
       <w:r>
-        <w:rPr>
-          <w:b/>
-          <w:color w:val="006699"/>
-          <w:sz w:val="26"/>
-        </w:rPr>
-        <w:t>1.1 Güncel Siber Tehdit Türleri ve Saldırı Vektörleri</w:t>
+        <w:t>2. Digital Forensics Principles and ISO/IEC 27037</w:t>
       </w:r>
     </w:p>
     <w:p>
       <w:r>
-        <w:t>• Fidye Yazılımları (Ransomware): Hedef sistemdeki verileri karmaşık simetrik/asimetrik algoritmalar (AES-256, RSA-4096) ile şifreleyerek erişilemez hale getiren ve şifre çözme anahtarı karşılığında fidye talep eden zararlı yazılımlardır. Örnek: WannaCry, LockBit, BlackCat.</w:t>
+        <w:t>Digital forensics is the science of identifying, preserving, analyzing, and presenting digital evidence from devices involved in security incidents.</w:t>
+      </w:r>
+    </w:p>
+    <w:p>
+      <w:pPr>
+        <w:pStyle w:val="Heading2"/>
+      </w:pPr>
+      <w:r>
+        <w:t>2.1 Stages of Digital Forensics Evidence Collection</w:t>
       </w:r>
     </w:p>
     <w:p>
       <w:r>
-        <w:t>• Oltalama (Phishing) ve Sosyal Mühendislik: Kullanıcıların güvenini kötüye kullanarak kimlik bilgilerini, parolaları veya finansal verileri ele geçirmeyi hedefleyen psiko-sosyal saldırılardır. Spear Phishing (Hedefli Oltalama) ve Whaling (Üst Düzey Yönetici Saldırıları) en tehlikeli türleridir.</w:t>
+        <w:t>Digital forensics evidence collection follows these key stages:</w:t>
       </w:r>
     </w:p>
     <w:p>
       <w:r>
-        <w:t>• Sıfırıncı Gün Saldırıları (Zero-Day Vulnerabilities): Yazılım geliştiricisi veya kamuoyu tarafından henüz tespit edilmemiş ve yamalanmamış güvenlik açıklarından faydalanılarak gerçekleştirilen saldırılardır.</w:t>
+        <w:t>Stage 1 - Identification: Identify devices and media that may contain digital evidence. Secure the scene to prevent tampering or contamination.</w:t>
       </w:r>
     </w:p>
     <w:p>
       <w:r>
-        <w:t>• Dağıtık Hizmet Engelleme (DDoS): Zombi bilgisayarlardan oluşan botnet ağları üzerinden hedef sunucuya aşırı miktarda sahte trafik gönderilerek meşru kullanıcıların sisteme erişiminin engellenmesidir.</w:t>
+        <w:t>Stage 2 - Collection: Acquire data from devices using write-blockers to prevent modification of original media. Create forensic images using tools like FTK Imager or dd.</w:t>
       </w:r>
     </w:p>
     <w:p>
       <w:r>
-        <w:t>• Ortadaki Adam (Man-in-the-Middle - MitM): İki nokta arasındaki veri iletişiminin saldırgan tarafından yetkisiz biçimde dinlenmesi, kaydedilmesi veya değiştirilmesidir (Örn: ARP Poisoning, DNS Spoofing).</w:t>
+        <w:t>Stage 3 - Preservation: Protect collected evidence using encryption and secure storage. Maintain a documented chain of custody from collection to courtroom.</w:t>
+      </w:r>
+    </w:p>
+    <w:p>
+      <w:r>
+        <w:t>Stage 4 - Analysis: Examine acquired data using forensic tools such as Autopsy, Volatility, and EnCase. Recover deleted files, analyze logs, and reconstruct timelines.</w:t>
+      </w:r>
+    </w:p>
+    <w:p>
+      <w:r>
+        <w:t>Stage 5 - Reporting: Document all findings in a legally admissible format. Reports must detail methods used, evidence found, and conclusions drawn.</w:t>
+      </w:r>
+    </w:p>
+    <w:p>
+      <w:r>
+        <w:t>Key principle - Order of Volatility: Collect the most volatile data first (RAM, running processes, network connections) before less volatile data (disk images, backup files).</w:t>
+      </w:r>
+    </w:p>
+    <w:p>
+      <w:r>
+        <w:t>Key principle - Hash Verification: Use MD5 and SHA-256 checksums to verify that forensic copies are identical to original media, ensuring evidence integrity.</w:t>
+      </w:r>
+    </w:p>
+    <w:p>
+      <w:r>
+        <w:t>Key principle - Chain of Custody: Every person who handles digital evidence must be recorded, including when, why, and what actions were taken.</w:t>
       </w:r>
     </w:p>
     <w:p>
       <w:pPr>
-        <w:spacing w:before="360" w:after="120"/>
+        <w:pStyle w:val="Heading2"/>
       </w:pPr>
       <w:r>
-        <w:rPr>
-          <w:b/>
-          <w:color w:val="003366"/>
-          <w:sz w:val="32"/>
-        </w:rPr>
-        <w:t>2. ADLİ BİLİŞİM (DIGITAL FORENSICS) İLKELERİ VE PROSEDÜRLERİ</w:t>
+        <w:t>3. Incident Response Steps - NIST SP 800-61</w:t>
       </w:r>
     </w:p>
     <w:p>
       <w:r>
-        <w:t>Adli Bilişim (Digital Forensics); dijital cihazlar üzerinde gerçekleşen yasa dışı eylemlerin veya güvenlik ihlallerinin mahkemelerde delil niteliği taşıyacak şekilde bilimsel, metodolojik ve tekrarlanabilir yöntemlerle tespit edilmesi, toplanması, doğrulanması, incelenmesi ve raporlanması sürecidir.</w:t>
+        <w:t>NIST SP 800-61 defines a four-phase incident response lifecycle:</w:t>
+      </w:r>
+    </w:p>
+    <w:p>
+      <w:r>
+        <w:t>Phase 1 - Preparation: Establish an incident response team (CSIRT/CERT), prepare forensic tools, define communication plans, and conduct regular training exercises.</w:t>
+      </w:r>
+    </w:p>
+    <w:p>
+      <w:r>
+        <w:t>Phase 2 - Detection and Analysis: Monitor security systems (SIEM, IDS/IPS, EDR) for anomalies. Classify incident severity and identify affected systems.</w:t>
+      </w:r>
+    </w:p>
+    <w:p>
+      <w:r>
+        <w:t>Phase 3 - Containment, Eradication and Recovery: Isolate compromised systems from the network. Remove malware, patch vulnerabilities, and restore systems from clean backups.</w:t>
+      </w:r>
+    </w:p>
+    <w:p>
+      <w:r>
+        <w:t>Phase 4 - Post-Incident Activity: Conduct lessons-learned meetings. Update procedures and security controls based on the incident findings.</w:t>
       </w:r>
     </w:p>
     <w:p>
       <w:pPr>
-        <w:spacing w:before="240" w:after="80"/>
+        <w:pStyle w:val="Heading2"/>
       </w:pPr>
       <w:r>
-        <w:rPr>
-          <w:b/>
-          <w:color w:val="006699"/>
-          <w:sz w:val="26"/>
-        </w:rPr>
-        <w:t>2.1 Adli Bilişimin Temel İlkeleri ve ISO/IEC 27037 Standardı</w:t>
+        <w:t>4. Malware and Memory Analysis</w:t>
       </w:r>
     </w:p>
     <w:p>
       <w:r>
-        <w:t>1. Delil Bütünlüğünün Korunması (Integrity): Orijinal kanıt üzerinde hiçbir değişiklik yapılmamalıdır. Tüm incelemeler orijinal disk üzerinden değil, donanımsal yazma engelleyici (Write-Blocker) kullanılarak alınan imaj (birebir kopya) üzerinden yürütülür.</w:t>
+        <w:t>Static Analysis: Examine malware without executing it. Analyze file hashes (VirusTotal), PE headers, strings, and disassembled code.</w:t>
       </w:r>
     </w:p>
     <w:p>
       <w:r>
-        <w:t>2. Gözetim Zinciri (Chain of Custody): Dijital delilin elde edildiği andan mahkemeye sunulduğu ana kadar kimin elinde bulunduğu, nerede saklandığı, hangi işlemlerden geçtiğini belirten kronolojik belgeleme sürecidir.</w:t>
+        <w:t>Dynamic Analysis: Execute malware in an isolated sandbox environment (Cuckoo, Any.Run) to observe behavior including file system changes, registry modifications, and network connections.</w:t>
       </w:r>
     </w:p>
     <w:p>
       <w:r>
-        <w:t>3. Kriptografik Özet (Hash) Doğrulaması: Alınan imajın orijinal medyaya birebir uygunluğunu doğrulamak için MD5, SHA-1 veya SHA-256 algoritmasıyla özet değeri hesaplanır. İmaj öncesi ve imaj sonrası hash değerleri birebir aynı olmalıdır.</w:t>
+        <w:t>Memory Forensics: Capture a RAM image from a live system using Volatility or FTK Imager. Analyze running processes, hidden rootkits, encryption keys, and active network connections.</w:t>
+      </w:r>
+    </w:p>
+    <w:p>
+      <w:pPr>
+        <w:pStyle w:val="Heading2"/>
+      </w:pPr>
+      <w:r>
+        <w:t>5. Legal Framework for Digital Evidence</w:t>
       </w:r>
     </w:p>
     <w:p>
       <w:r>
-        <w:t xml:space="preserve">4. Uçucu Veri Sıralaması (Order of Volatility): Olay anında veri toplarken en uçucu (en çabuk kaybolan) veriden en kalıcı veriye doğru sırayla hareket edilmelidir: </w:t>
-        <w:br/>
-        <w:t xml:space="preserve">   a) İşlemci Kayıtçıları (Registers) ve Önbellek (Cache)</w:t>
-        <w:br/>
-        <w:t xml:space="preserve">   b) Sistem RAM Belleği (RAM Dump)</w:t>
-        <w:br/>
-        <w:t xml:space="preserve">   c) Ağ Bağlantıları ve Routing Tabloları</w:t>
-        <w:br/>
-        <w:t xml:space="preserve">   d) Geçici Dosyalar (Swap / Paging File)</w:t>
-        <w:br/>
-        <w:t xml:space="preserve">   e) Sabit Diskler (HDD / SSD / NVMe)</w:t>
-        <w:br/>
-        <w:t xml:space="preserve">   f) Arşiv ve Yedekleme Medyaları</w:t>
-      </w:r>
-    </w:p>
-    <w:p>
-      <w:pPr>
-        <w:spacing w:before="360" w:after="120"/>
-      </w:pPr>
-      <w:r>
-        <w:rPr>
-          <w:b/>
-          <w:color w:val="003366"/>
-          <w:sz w:val="32"/>
-        </w:rPr>
-        <w:t>3. SİBER OLAY MÜDAHALE (INCIDENT RESPONSE) ADIMLARI - NIST SP 800-61</w:t>
+        <w:t>In Turkey, digital evidence collection is governed by specific laws:</w:t>
       </w:r>
     </w:p>
     <w:p>
       <w:r>
-        <w:t>NIST SP 800-61 standartlarına göre kurumsal bir siber olay müdahalesi 4 temel yaşam döngüsü aşamasından oluşur:</w:t>
+        <w:t>Turkish Penal Code Articles 243-246: Regulate unauthorized access to computer systems, data destruction, and system interference.</w:t>
       </w:r>
     </w:p>
     <w:p>
       <w:r>
-        <w:t>• AŞAMA 1: Hazırlık (Preparation): Olay müdahale ekibinin (CSIRT / CERT) kurulması, adli bilişim araçlarının hazırlanması, SIEM / SOAR sistemlerinin yapılandırılması ve kriz iletişim planlarının oluşturulmasıdır.</w:t>
+        <w:t>Law 5651: Governs regulation of internet publications and combating cybercrime in the digital environment.</w:t>
       </w:r>
     </w:p>
     <w:p>
       <w:r>
-        <w:t>• AŞAMA 2: Tespit ve Analiz (Detection &amp; Analysis): Güvenlik duvarları, IDS/IPS, EDR ve SIEM loglarının incelenerek anormalliklerin tespit edilmesi, olayın etki alanının ve kök nedeninin (Root Cause Analysis) belirlenmesidir.</w:t>
-      </w:r>
-    </w:p>
-    <w:p>
-      <w:r>
-        <w:t xml:space="preserve">• AŞAMA 3: Sınırlama, Temizleme ve İyileştirme (Containment, Eradication &amp; Recovery): </w:t>
-        <w:br/>
-        <w:t xml:space="preserve">   - Sınırlama: Saldırıya uğrayan sistemin ağ bağlantısı kesilir (Karantina).</w:t>
-        <w:br/>
-        <w:t xml:space="preserve">   - Temizleme: Zararlı yazılım kalıntıları, backdoor'lar ve yetkisiz hesaplar silinir.</w:t>
-        <w:br/>
-        <w:t xml:space="preserve">   - İyileştirme: Sistemler yamalanarak güvenli şekilde tekrar üretime alınır.</w:t>
-      </w:r>
-    </w:p>
-    <w:p>
-      <w:r>
-        <w:t>• AŞAMA 4: Olay Sonrası Değerlendirme (Post-Incident Activity): Ders çıkarma (Lessons Learned) toplantısı yapılarak olay raporu hazırlanır, güvenlik politikaları güncellenir ve gelecekteki olası saldırılara karşı sistem güçlendirilir.</w:t>
-      </w:r>
-    </w:p>
-    <w:p>
-      <w:pPr>
-        <w:spacing w:before="360" w:after="120"/>
-      </w:pPr>
-      <w:r>
-        <w:rPr>
-          <w:b/>
-          <w:color w:val="003366"/>
-          <w:sz w:val="32"/>
-        </w:rPr>
-        <w:t>4. ZARARLI YAZILIM (MALWARE) VE RAM BELLEK ANALİZİ</w:t>
-      </w:r>
-    </w:p>
-    <w:p>
-      <w:r>
-        <w:t>Zararlı yazılımların davranış biçimini ve bulaşma mekanizmasını anlamak için iki temel analiz yöntemi uygulanır:</w:t>
-      </w:r>
-    </w:p>
-    <w:p>
-      <w:r>
-        <w:t>1. Statik Analiz: Kod çalıştırılmadan yapılan incelemedir. Dosya hash bilgisi (Virustotal), PE (Portable Executable) başlık bilgileri, kullanılan kütüphaneler (DLL'ler), gömülü karakter dizileri (Strings) ve tersine mühendislik (IDA Pro, Ghidra) araçları kullanılır.</w:t>
-      </w:r>
-    </w:p>
-    <w:p>
-      <w:r>
-        <w:t>2. Dinamik Analiz: Zararlı yazılımın güvenli bir izolasyon ortamında (Sandbox, Cuckoo, Any.Run) çalıştırılarak dosya sistemi değişiklikleri, kayıt defteri (Registry) müdahaleleri, yeni açılan prosesler ve ağ trafiğinin (Wireshark) izlenmesidir.</w:t>
-      </w:r>
-    </w:p>
-    <w:p>
-      <w:r>
-        <w:t>3. RAM Bellek İncelemesi (Memory Forensics): Çalışan sistemin RAM bellek imajı (Örn: Volatility veya FTK Imager ile) alınarak bellekte gizlenen DLL'ler, kod enjeksiyonları (Process Hollowing), şifrelenmemiş parolalar ve açık socket bağlantıları tespit edilir.</w:t>
-      </w:r>
-    </w:p>
-    <w:p>
-      <w:pPr>
-        <w:spacing w:before="360" w:after="120"/>
-      </w:pPr>
-      <w:r>
-        <w:rPr>
-          <w:b/>
-          <w:color w:val="003366"/>
-          <w:sz w:val="32"/>
-        </w:rPr>
-        <w:t>5. TÜRK MEVZUATI VE ADLİ BİLİŞİMİN HUKUKİ BOYUTU</w:t>
-      </w:r>
-    </w:p>
-    <w:p>
-      <w:r>
-        <w:t>Türkiye'de dijital delillerin toplanması ve değerlendirilmesi belirli kanuni düzenlemelere tabidir:</w:t>
-      </w:r>
-    </w:p>
-    <w:p>
-      <w:r>
-        <w:t>• Türk Ceza Kanunu (TCK) Maddeleri 243-246: Bilişim sistemine hukuka aykırı girme (TCK 243), sistemi engelleme, bozma, verileri yok etme veya değiştirme (TCK 244), banka veya kredi kartlarının kötüye kullanılması (TCK 245) suçlarını düzenler.</w:t>
-      </w:r>
-    </w:p>
-    <w:p>
-      <w:r>
-        <w:t>• 5651 Sayılı Kanun: İnternet ortamında yapılan yayınların düzenlenmesi ve bu yayınlar yoluyla işlenen suçlarla mücadele kapsamında erişim sağlayıcılar ve yer sağlayıcıların trafik loglarını (DHCP, NAT, IP-Zaman logları) saklama yükümlülüğünü kapsar.</w:t>
-      </w:r>
-    </w:p>
-    <w:p>
-      <w:r>
-        <w:t>• HMK ve CMK Hükümleri: CMK 134. madde uyarınca hakim kararı ile bilişim sistemlerinde arama, kopyalama ve el koyma işlemleri gerçekleştirilir. Usulüne uygun toplanmayan dijital deliller mahkemede geçerli sayılmaz.</w:t>
+        <w:t>Code of Criminal Procedure Article 134: Authorizes court-ordered search, copying, and seizure of data from computer systems.</w:t>
       </w:r>
     </w:p>
     <w:sectPr>
       <w:pgSz w:w="12240" w:h="15840"/>
-      <w:pgMar w:top="1440" w:right="1440" w:bottom="1440" w:left="1440" w:header="720" w:footer="720" w:gutter="0"/>
+      <w:pgMar w:top="1440" w:right="1800" w:bottom="1440" w:left="1800" w:header="720" w:footer="720" w:gutter="0"/>
       <w:cols w:space="720"/>
       <w:docGrid w:linePitch="360"/>
     </w:sectPr>
@@ -631,11 +571,6 @@
     <w:name w:val="Normal"/>
     <w:qFormat/>
     <w:rsid w:val="00FC693F"/>
-    <w:rPr>
-      <w:rFonts w:ascii="Calibri" w:hAnsi="Calibri"/>
-      <w:color w:val="333333"/>
-      <w:sz w:val="22"/>
-    </w:rPr>
   </w:style>
   <w:style w:type="paragraph" w:styleId="Header">
     <w:name w:val="header"/>
